--- a/docs/技术方案.docx
+++ b/docs/技术方案.docx
@@ -642,7 +642,16 @@
           <w:p>
             <w:r/>
             <w:r>
-              <w:t>134 项全绿，含失败路径</w:t>
+              <w:t xml:space="preserve">141 项全绿（装齐 </w:t>
+            </w:r>
+            <w:r>
+              <w:rPr>
+                <w:rFonts w:ascii="Consolas" w:hAnsi="Consolas"/>
+              </w:rPr>
+              <w:t>.[llm,doc,kg,web]</w:t>
+            </w:r>
+            <w:r>
+              <w:t xml:space="preserve"> 后），含失败路径</w:t>
             </w:r>
           </w:p>
         </w:tc>
@@ -1734,10 +1743,19 @@
               <w:rPr>
                 <w:b/>
               </w:rPr>
-              <w:t>134 项全绿</w:t>
+              <w:t>141 项全绿</w:t>
             </w:r>
             <w:r>
-              <w:t>（78 基线+23 M4+20 M5+13 M6，含失败路径：缺文件/坏格式/缺依赖/服务不可用）</w:t>
+              <w:t xml:space="preserve">（装齐 </w:t>
+            </w:r>
+            <w:r>
+              <w:rPr>
+                <w:rFonts w:ascii="Consolas" w:hAnsi="Consolas"/>
+              </w:rPr>
+              <w:t>.[llm,doc,kg,web]</w:t>
+            </w:r>
+            <w:r>
+              <w:t xml:space="preserve"> 后；78 基线+23 M4+20 M5+13 M6+7 v0.1.1 契约，含失败路径：缺文件/坏格式/缺依赖/服务不可用）</w:t>
             </w:r>
           </w:p>
         </w:tc>

--- a/docs/技术方案.docx
+++ b/docs/技术方案.docx
@@ -642,7 +642,7 @@
           <w:p>
             <w:r/>
             <w:r>
-              <w:t xml:space="preserve">141 项全绿（装齐 </w:t>
+              <w:t xml:space="preserve">143 项全绿（装齐 </w:t>
             </w:r>
             <w:r>
               <w:rPr>
@@ -1743,7 +1743,7 @@
               <w:rPr>
                 <w:b/>
               </w:rPr>
-              <w:t>141 项全绿</w:t>
+              <w:t>143 项全绿</w:t>
             </w:r>
             <w:r>
               <w:t xml:space="preserve">（装齐 </w:t>
@@ -1755,7 +1755,7 @@
               <w:t>.[llm,doc,kg,web]</w:t>
             </w:r>
             <w:r>
-              <w:t xml:space="preserve"> 后；78 基线+23 M4+20 M5+13 M6+7 v0.1.1 契约，含失败路径：缺文件/坏格式/缺依赖/服务不可用）</w:t>
+              <w:t xml:space="preserve"> 后；78 基线+23 M4+20 M5+13 M6+9 v0.1.1，含失败路径：缺文件/坏格式/缺依赖/服务不可用）</w:t>
             </w:r>
           </w:p>
         </w:tc>

--- a/docs/技术方案.docx
+++ b/docs/技术方案.docx
@@ -642,7 +642,7 @@
           <w:p>
             <w:r/>
             <w:r>
-              <w:t xml:space="preserve">143 项全绿（装齐 </w:t>
+              <w:t xml:space="preserve">150 项全绿（装齐 </w:t>
             </w:r>
             <w:r>
               <w:rPr>
@@ -1743,7 +1743,7 @@
               <w:rPr>
                 <w:b/>
               </w:rPr>
-              <w:t>143 项全绿</w:t>
+              <w:t>150 项全绿</w:t>
             </w:r>
             <w:r>
               <w:t xml:space="preserve">（装齐 </w:t>
@@ -1755,7 +1755,7 @@
               <w:t>.[llm,doc,kg,web]</w:t>
             </w:r>
             <w:r>
-              <w:t xml:space="preserve"> 后；78 基线+23 M4+20 M5+13 M6+9 v0.1.1，含失败路径：缺文件/坏格式/缺依赖/服务不可用）</w:t>
+              <w:t xml:space="preserve"> 后；78 基线+23 M4+20 M5+13 M6+16 v0.1.1，含失败路径：缺文件/坏格式/缺依赖/服务不可用）</w:t>
             </w:r>
           </w:p>
         </w:tc>
